--- a/course_development/domains/active_inference_organizations/01_organizational_systems/07_communication/output/study-guides/07_communication-practice_quiz.docx
+++ b/course_development/domains/active_inference_organizations/01_organizational_systems/07_communication/output/study-guides/07_communication-practice_quiz.docx
@@ -4,7 +4,12 @@
   <w:body>
     <w:p>
       <w:r>
-        <w:t>Practice Quiz: Communication</w:t>
+        <w:t>Practice Quiz: Organizational Systems — Module 07: Communication</w:t>
+      </w:r>
+    </w:p>
+    <w:p>
+      <w:r>
+        <w:t>Name : _ _ _  Date : _ _ _</w:t>
       </w:r>
     </w:p>
     <w:p>
@@ -14,98 +19,113 @@
     </w:p>
     <w:p>
       <w:r>
-        <w:t>What is the primary role of Communication in Active Inference?</w:t>
+        <w:t>Communication in Active Inference is fundamentally about:</w:t>
         <w:br/>
-        <w:t>A) To maximize reward</w:t>
+        <w:t>A) Sending emails</w:t>
         <w:br/>
-        <w:t>B) To minimize variational free energy</w:t>
+        <w:t>B) Aligning generative models across organizational agents</w:t>
         <w:br/>
-        <w:t>C) To increase entropy</w:t>
+        <w:t>C) Reducing the total number of meetings</w:t>
         <w:br/>
-        <w:t>D) To eliminate the Markov Blanket</w:t>
+        <w:t>D) Publishing press releases</w:t>
       </w:r>
     </w:p>
     <w:p>
       <w:r>
-        <w:t>In Organizations, Communication is best described as:</w:t>
+        <w:t>Common ground in organizational communication refers to:</w:t>
         <w:br/>
-        <w:t>A) A static property</w:t>
+        <w:t>A) Shared office space</w:t>
         <w:br/>
-        <w:t>B) A dynamic process</w:t>
+        <w:t>B) Shared assumptions and context that don't need re-establishing in each interaction</w:t>
         <w:br/>
-        <w:t>C) An external state</w:t>
+        <w:t>C) Company-wide email lists</w:t>
         <w:br/>
-        <w:t>D) A random variable</w:t>
+        <w:t>D) A common reporting tool</w:t>
       </w:r>
     </w:p>
     <w:p>
       <w:r>
-        <w:t>Which mathematical quantity is most central to Communication?</w:t>
+        <w:t>Spotify's squad-tribe-chapter-guild structure addresses the model-sharing problem by:</w:t>
         <w:br/>
-        <w:t>A) The Lagrangian</w:t>
+        <w:t>A) Reducing the number of employees</w:t>
         <w:br/>
-        <w:t>B) The expected free energy</w:t>
+        <w:t>B) Creating multiple overlapping communication channels that align models at different organizational scales</w:t>
         <w:br/>
-        <w:t>C) The surprisal</w:t>
+        <w:t>C) Eliminating all meetings</w:t>
         <w:br/>
-        <w:t>D) The precision</w:t>
+        <w:t>D) Centralizing all decisions</w:t>
       </w:r>
     </w:p>
     <w:p>
       <w:r>
-        <w:t>How does Communication relate to the concept of the Generative Model?</w:t>
+        <w:t>Information silos are best diagnosed as:</w:t>
         <w:br/>
-        <w:t>A) It is separate from the model</w:t>
+        <w:t>A) Physical walls between departments</w:t>
         <w:br/>
-        <w:t>B) It is a component of the model</w:t>
+        <w:t>B) Organizational agents maintaining local models without cross-boundary communication, causing model divergence</w:t>
         <w:br/>
-        <w:t>C) It destroys the model</w:t>
+        <w:t>C) Insufficient storage space</w:t>
         <w:br/>
-        <w:t>D) It is only relevant for the environment</w:t>
+        <w:t>D) Too many communication tools</w:t>
       </w:r>
     </w:p>
     <w:p>
       <w:r>
-        <w:t>A failure in Communication would likely result in:</w:t>
+        <w:t>Signal distortion up the hierarchy occurs because:</w:t>
         <w:br/>
-        <w:t>A) Perfect prediction</w:t>
+        <w:t>A) Executives can't read</w:t>
         <w:br/>
-        <w:t>B) Generalized surprise</w:t>
+        <w:t>B) Each level filters, summarizes, and reinterprets, potentially losing nuance and suppressing uncomfortable truths</w:t>
         <w:br/>
-        <w:t>C) Immediate death of the agent</w:t>
+        <w:t>C) Digital communication is unreliable</w:t>
         <w:br/>
-        <w:t>D) Zero entropy</w:t>
+        <w:t>D) There are too many levels</w:t>
       </w:r>
     </w:p>
     <w:p>
       <w:r>
-        <w:t>Which scale is most relevant for analyzing Communication in this course?</w:t>
+        <w:t>A boundary object is:</w:t>
         <w:br/>
-        <w:t>A) Quantum</w:t>
+        <w:t>A) The physical boundary of a building</w:t>
         <w:br/>
-        <w:t>B) Neural</w:t>
+        <w:t>B) A shared artifact (document, prototype, dashboard) that bridges different specialist models</w:t>
         <w:br/>
-        <w:t>C) Social</w:t>
+        <w:t>C) A firewall</w:t>
         <w:br/>
-        <w:t>D) All of the above</w:t>
+        <w:t>D) An organizational chart</w:t>
       </w:r>
     </w:p>
     <w:p>
       <w:r>
-        <w:t>Communication connects directly to which other component?</w:t>
+        <w:t>Communication overload (too many meetings, too many emails) is problematic because:</w:t>
         <w:br/>
-        <w:t>A) The step before it</w:t>
+        <w:t>A) It costs money</w:t>
         <w:br/>
-        <w:t>B) The step after it</w:t>
+        <w:t>B) Excessive model-alignment attempts consume capacity needed for actual inference and action</w:t>
         <w:br/>
-        <w:t>C) Both A and B</w:t>
+        <w:t>C) Employees don't like meetings</w:t>
         <w:br/>
-        <w:t>D) None of the above</w:t>
+        <w:t>D) It violates company policy</w:t>
       </w:r>
     </w:p>
     <w:p>
       <w:r>
-        <w:t>Part B: Short Answer</w:t>
+        <w:t>Part B: Short Analysis</w:t>
+      </w:r>
+    </w:p>
+    <w:p>
+      <w:r>
+        <w:t>Two departments in your company — Engineering and Sales — consistently miscommunicate about product capabilities. Engineering describes technical specifications; Sales describes customer promises. These are different generative models. Design three interventions that would build common ground between these departments.</w:t>
+      </w:r>
+    </w:p>
+    <w:p>
+      <w:r>
+        <w:t>Your organization recently transitioned to remote work. Assess the communication impact: Which formal channels remained effective? Which informal channels were lost? What specific model-alignment mechanisms need to be rebuilt for a distributed workforce?</w:t>
+      </w:r>
+    </w:p>
+    <w:p>
+      <w:r>
+        <w:t>A CEO wants to communicate a major strategic shift to 5,000 employees. The strategy document is 40 pages long. Using Active Inference communication principles, design a multi-channel communication plan that achieves actual model updating (not just information broadcasting) across all organizational levels.</w:t>
       </w:r>
     </w:p>
     <w:sectPr>
